--- a/workshop/workshop_onepager_participants_en.docx
+++ b/workshop/workshop_onepager_participants_en.docx
@@ -25,8 +25,8 @@
         <w:rPr>
           <w:rFonts w:ascii="Calibri" w:hAnsi="Calibri" w:eastAsia="Calibri" w:cs="Calibri"/>
           <w:color w:val="444444"/>
-          <w:sz w:val="20"/>
-          <w:szCs w:val="20"/>
+          <w:sz w:val="19"/>
+          <w:szCs w:val="19"/>
           <w:lang w:val="en-US"/>
         </w:rPr>
         <w:t>Participant guide  |  120 minutes (including a 10-minute break)  |  Lecture + group exercises  |  No coding required</w:t>
@@ -38,7 +38,7 @@
         <w:pBdr>
           <w:bottom w:val="single" w:color="888888" w:sz="6" w:space="1"/>
         </w:pBdr>
-        <w:spacing w:before="150" w:after="60"/>
+        <w:spacing w:before="110" w:after="45"/>
       </w:pPr>
       <w:r>
         <w:rPr>
@@ -53,15 +53,15 @@
     </w:p>
     <w:p xmlns:wp14="http://schemas.microsoft.com/office/word/2010/wordml" wp14:textId="77777777">
       <w:pPr>
-        <w:spacing w:after="40" w:line="276" w:lineRule="auto"/>
+        <w:spacing w:after="40" w:line="262" w:lineRule="auto"/>
       </w:pPr>
       <w:r>
         <w:rPr>
           <w:rFonts w:ascii="Calibri" w:hAnsi="Calibri" w:eastAsia="Calibri" w:cs="Calibri"/>
           <w:b w:val="1"/>
           <w:bCs w:val="1"/>
-          <w:sz w:val="20"/>
-          <w:szCs w:val="20"/>
+          <w:sz w:val="19"/>
+          <w:szCs w:val="19"/>
           <w:lang w:val="en-US"/>
         </w:rPr>
         <w:t xml:space="preserve">Audience  </w:t>
@@ -69,8 +69,8 @@
       <w:r>
         <w:rPr>
           <w:rFonts w:ascii="Calibri" w:hAnsi="Calibri" w:eastAsia="Calibri" w:cs="Calibri"/>
-          <w:sz w:val="20"/>
-          <w:szCs w:val="20"/>
+          <w:sz w:val="19"/>
+          <w:szCs w:val="19"/>
           <w:lang w:val="en-US"/>
         </w:rPr>
         <w:t>Business users who have started using generative AI at work or want to expand their use (teams of 3–5 people from mixed roles)</w:t>
@@ -78,15 +78,15 @@
     </w:p>
     <w:p xmlns:wp14="http://schemas.microsoft.com/office/word/2010/wordml" wp14:textId="77777777">
       <w:pPr>
-        <w:spacing w:after="40" w:line="276" w:lineRule="auto"/>
+        <w:spacing w:after="40" w:line="262" w:lineRule="auto"/>
       </w:pPr>
       <w:r>
         <w:rPr>
           <w:rFonts w:ascii="Calibri" w:hAnsi="Calibri" w:eastAsia="Calibri" w:cs="Calibri"/>
           <w:b w:val="1"/>
           <w:bCs w:val="1"/>
-          <w:sz w:val="20"/>
-          <w:szCs w:val="20"/>
+          <w:sz w:val="19"/>
+          <w:szCs w:val="19"/>
           <w:lang w:val="en-US"/>
         </w:rPr>
         <w:t xml:space="preserve">Prerequisites  </w:t>
@@ -94,8 +94,8 @@
       <w:r>
         <w:rPr>
           <w:rFonts w:ascii="Calibri" w:hAnsi="Calibri" w:eastAsia="Calibri" w:cs="Calibri"/>
-          <w:sz w:val="20"/>
-          <w:szCs w:val="20"/>
+          <w:sz w:val="19"/>
+          <w:szCs w:val="19"/>
           <w:lang w:val="en-US"/>
         </w:rPr>
         <w:t>□ None (no technical or coding knowledge required)</w:t>
@@ -103,42 +103,42 @@
     </w:p>
     <w:p xmlns:wp14="http://schemas.microsoft.com/office/word/2010/wordml" wp14:textId="77777777">
       <w:pPr>
-        <w:spacing w:after="25" w:line="276"/>
+        <w:spacing w:after="25" w:line="262"/>
         <w:ind w:left="1500"/>
       </w:pPr>
       <w:r>
         <w:rPr>
           <w:rFonts w:ascii="Calibri" w:hAnsi="Calibri" w:eastAsia="Calibri" w:cs="Calibri"/>
-          <w:sz w:val="20"/>
-          <w:szCs w:val="20"/>
+          <w:sz w:val="19"/>
+          <w:szCs w:val="19"/>
         </w:rPr>
         <w:t xml:space="preserve">Even better if you have:</w:t>
       </w:r>
     </w:p>
     <w:p xmlns:wp14="http://schemas.microsoft.com/office/word/2010/wordml" wp14:textId="77777777">
       <w:pPr>
-        <w:spacing w:after="25" w:line="276"/>
+        <w:spacing w:after="25" w:line="262"/>
         <w:ind w:left="1500"/>
       </w:pPr>
       <w:r>
         <w:rPr>
           <w:rFonts w:ascii="Calibri" w:hAnsi="Calibri" w:eastAsia="Calibri" w:cs="Calibri"/>
-          <w:sz w:val="20"/>
-          <w:szCs w:val="20"/>
+          <w:sz w:val="19"/>
+          <w:szCs w:val="19"/>
         </w:rPr>
         <w:t xml:space="preserve">□ Experience using a chat-based generative AI tool</w:t>
       </w:r>
     </w:p>
     <w:p xmlns:wp14="http://schemas.microsoft.com/office/word/2010/wordml" wp14:textId="77777777">
       <w:pPr>
-        <w:spacing w:after="25" w:line="276"/>
+        <w:spacing w:after="25" w:line="262"/>
         <w:ind w:left="1500"/>
       </w:pPr>
       <w:r>
         <w:rPr>
           <w:rFonts w:ascii="Calibri" w:hAnsi="Calibri" w:eastAsia="Calibri" w:cs="Calibri"/>
-          <w:sz w:val="20"/>
-          <w:szCs w:val="20"/>
+          <w:sz w:val="19"/>
+          <w:szCs w:val="19"/>
         </w:rPr>
         <w:t xml:space="preserve">□ The ability to describe the flow of your own work</w:t>
       </w:r>
@@ -149,7 +149,7 @@
         <w:pBdr>
           <w:bottom w:val="single" w:color="888888" w:sz="6" w:space="1"/>
         </w:pBdr>
-        <w:spacing w:before="150" w:after="60"/>
+        <w:spacing w:before="110" w:after="45"/>
       </w:pPr>
       <w:r>
         <w:rPr>
@@ -164,15 +164,15 @@
     </w:p>
     <w:p xmlns:wp14="http://schemas.microsoft.com/office/word/2010/wordml" wp14:textId="77777777">
       <w:pPr>
-        <w:spacing w:after="40" w:line="276" w:lineRule="auto"/>
+        <w:spacing w:after="40" w:line="262" w:lineRule="auto"/>
       </w:pPr>
       <w:r>
         <w:rPr>
           <w:rFonts w:ascii="Calibri" w:hAnsi="Calibri" w:eastAsia="Calibri" w:cs="Calibri"/>
           <w:b w:val="1"/>
           <w:bCs w:val="1"/>
-          <w:sz w:val="20"/>
-          <w:szCs w:val="20"/>
+          <w:sz w:val="19"/>
+          <w:szCs w:val="19"/>
           <w:lang w:val="en-US"/>
         </w:rPr>
         <w:t xml:space="preserve">Overview  </w:t>
@@ -180,11 +180,11 @@
       <w:r>
         <w:rPr>
           <w:rFonts w:ascii="Calibri" w:hAnsi="Calibri" w:eastAsia="Calibri" w:cs="Calibri"/>
-          <w:sz w:val="20"/>
-          <w:szCs w:val="20"/>
-          <w:lang w:val="en-US"/>
-        </w:rPr>
-        <w:t>Using the FAQ of a fictional expense policy, you will compare three approaches: A (no policy provided), B (the full policy provided), and C (only the relevant lines retrieved and provided). Based on results from an experiment actually run with an API, you will experience how to evaluate AI answers, how to separate the causes of a wrong answer, and how tokens relate to cost. You will then sketch a light RAG (retrieval-augmented generation) design for your own work and write test questions to use after the workshop.</w:t>
+          <w:sz w:val="19"/>
+          <w:szCs w:val="19"/>
+          <w:lang w:val="en-US"/>
+        </w:rPr>
+        <w:t>Using the FAQ of a fictional expense policy, you will compare three approaches: A (no policy provided), B (the full policy provided), and C (only the relevant lines retrieved and provided). Drawing on an experiment actually run with an API, you will see how to evaluate AI answers, separate the causes of a wrong answer, and relate tokens to cost. You will then sketch a light RAG (retrieval-augmented generation) design for your own work and write test questions to use afterward.</w:t>
       </w:r>
     </w:p>
     <w:p xmlns:wp14="http://schemas.microsoft.com/office/word/2010/wordml" wp14:textId="77777777">
@@ -197,8 +197,8 @@
           <w:rFonts w:ascii="Calibri" w:hAnsi="Calibri" w:eastAsia="Calibri" w:cs="Calibri"/>
           <w:b/>
           <w:bCs/>
-          <w:sz w:val="20"/>
-          <w:szCs w:val="20"/>
+          <w:sz w:val="19"/>
+          <w:szCs w:val="19"/>
         </w:rPr>
         <w:t xml:space="preserve">Learning objectives</w:t>
       </w:r>
@@ -210,13 +210,13 @@
           <w:ilvl w:val="0"/>
           <w:numId w:val="2"/>
         </w:numPr>
-        <w:spacing w:after="25" w:line="276"/>
-      </w:pPr>
-      <w:r>
-        <w:rPr>
-          <w:rFonts w:ascii="Calibri" w:hAnsi="Calibri" w:eastAsia="Calibri" w:cs="Calibri"/>
-          <w:sz w:val="20"/>
-          <w:szCs w:val="20"/>
+        <w:spacing w:after="25" w:line="262"/>
+      </w:pPr>
+      <w:r>
+        <w:rPr>
+          <w:rFonts w:ascii="Calibri" w:hAnsi="Calibri" w:eastAsia="Calibri" w:cs="Calibri"/>
+          <w:sz w:val="19"/>
+          <w:szCs w:val="19"/>
         </w:rPr>
         <w:t xml:space="preserve">Classify the answers from the three approaches in terms of grounding, abstention, and preservation of conditions, and explain why</w:t>
       </w:r>
@@ -228,17 +228,17 @@
           <w:ilvl w:val="0"/>
           <w:numId w:val="2"/>
         </w:numPr>
-        <w:spacing w:after="25" w:line="276" w:lineRule="auto"/>
+        <w:spacing w:after="25" w:line="262" w:lineRule="auto"/>
         <w:rPr/>
       </w:pPr>
       <w:r>
         <w:rPr>
           <w:rFonts w:ascii="Calibri" w:hAnsi="Calibri" w:eastAsia="Calibri" w:cs="Calibri"/>
-          <w:sz w:val="20"/>
-          <w:szCs w:val="20"/>
-          <w:lang w:val="en-US"/>
-        </w:rPr>
-        <w:t>When an answer differs from what you expected, separate the possible causes: what information was retrieved, whether the source data is ambiguous, and whether the answer reflected the information given</w:t>
+          <w:sz w:val="19"/>
+          <w:szCs w:val="19"/>
+          <w:lang w:val="en-US"/>
+        </w:rPr>
+        <w:t>When an answer differs from what you expected, separate the possible causes: what was retrieved, whether the source data is ambiguous, and whether the answer reflected the information given</w:t>
       </w:r>
     </w:p>
     <w:p xmlns:wp14="http://schemas.microsoft.com/office/word/2010/wordml" wp14:textId="77777777">
@@ -248,13 +248,13 @@
           <w:ilvl w:val="0"/>
           <w:numId w:val="2"/>
         </w:numPr>
-        <w:spacing w:after="25" w:line="276"/>
-      </w:pPr>
-      <w:r>
-        <w:rPr>
-          <w:rFonts w:ascii="Calibri" w:hAnsi="Calibri" w:eastAsia="Calibri" w:cs="Calibri"/>
-          <w:sz w:val="20"/>
-          <w:szCs w:val="20"/>
+        <w:spacing w:after="25" w:line="262"/>
+      </w:pPr>
+      <w:r>
+        <w:rPr>
+          <w:rFonts w:ascii="Calibri" w:hAnsi="Calibri" w:eastAsia="Calibri" w:cs="Calibri"/>
+          <w:sz w:val="19"/>
+          <w:szCs w:val="19"/>
         </w:rPr>
         <w:t xml:space="preserve">Explain how token counts relate to estimated cost, using a simple formula</w:t>
       </w:r>
@@ -266,40 +266,29 @@
           <w:ilvl w:val="0"/>
           <w:numId w:val="2"/>
         </w:numPr>
-        <w:spacing w:after="25" w:line="276"/>
-      </w:pPr>
-      <w:r>
-        <w:rPr>
-          <w:rFonts w:ascii="Calibri" w:hAnsi="Calibri" w:eastAsia="Calibri" w:cs="Calibri"/>
-          <w:sz w:val="20"/>
-          <w:szCs w:val="20"/>
+        <w:spacing w:after="25" w:line="262"/>
+      </w:pPr>
+      <w:r>
+        <w:rPr>
+          <w:rFonts w:ascii="Calibri" w:hAnsi="Calibri" w:eastAsia="Calibri" w:cs="Calibri"/>
+          <w:sz w:val="19"/>
+          <w:szCs w:val="19"/>
         </w:rPr>
         <w:t xml:space="preserve">For a task in your own work, draft a light RAG design and five test questions, and decide one action to take after the workshop</w:t>
       </w:r>
     </w:p>
-    <w:p xmlns:wp14="http://schemas.microsoft.com/office/word/2010/wordml" wp14:textId="5B686939">
-      <w:pPr>
-        <w:pStyle w:val="ListParagraph"/>
+    <w:p xmlns:wp14="http://schemas.microsoft.com/office/word/2010/wordml" wp14:textId="1FA24815">
+      <w:pPr>
         <w:keepNext w:val="1"/>
-        <w:numPr>
-          <w:ilvl w:val="0"/>
-          <w:numId w:val="3"/>
-        </w:numPr>
         <w:spacing w:before="50" w:after="30"/>
-        <w:rPr>
-          <w:rFonts w:ascii="Calibri" w:hAnsi="Calibri" w:eastAsia="Calibri" w:cs="Calibri"/>
-          <w:sz w:val="20"/>
-          <w:szCs w:val="20"/>
-          <w:lang w:val="en-US"/>
-        </w:rPr>
       </w:pPr>
       <w:r>
         <w:rPr>
           <w:rFonts w:ascii="Calibri" w:hAnsi="Calibri" w:eastAsia="Calibri" w:cs="Calibri"/>
           <w:b w:val="1"/>
           <w:bCs w:val="1"/>
-          <w:sz w:val="20"/>
-          <w:szCs w:val="20"/>
+          <w:sz w:val="19"/>
+          <w:szCs w:val="19"/>
           <w:lang w:val="en-US"/>
         </w:rPr>
         <w:t xml:space="preserve">Agenda (time </w:t>
@@ -309,47 +298,33 @@
           <w:rFonts w:ascii="Calibri" w:hAnsi="Calibri" w:eastAsia="Calibri" w:cs="Calibri"/>
           <w:b w:val="1"/>
           <w:bCs w:val="1"/>
-          <w:sz w:val="20"/>
-          <w:szCs w:val="20"/>
-          <w:lang w:val="en-US"/>
-        </w:rPr>
-        <w:t>allocation)</w:t>
-      </w:r>
-      <w:r>
-        <w:rPr>
-          <w:rFonts w:ascii="Calibri" w:hAnsi="Calibri" w:eastAsia="Calibri" w:cs="Calibri"/>
-          <w:sz w:val="20"/>
-          <w:szCs w:val="20"/>
-          <w:lang w:val="en-US"/>
-        </w:rPr>
-        <w:t xml:space="preserve">  &lt;</w:t>
-      </w:r>
-      <w:r>
-        <w:rPr>
-          <w:rFonts w:ascii="Calibri" w:hAnsi="Calibri" w:eastAsia="Calibri" w:cs="Calibri"/>
-          <w:sz w:val="20"/>
-          <w:szCs w:val="20"/>
-          <w:lang w:val="en-US"/>
-        </w:rPr>
-        <w:t xml:space="preserve"> Break: 10 </w:t>
-      </w:r>
-      <w:r>
-        <w:rPr>
-          <w:rFonts w:ascii="Calibri" w:hAnsi="Calibri" w:eastAsia="Calibri" w:cs="Calibri"/>
-          <w:sz w:val="20"/>
-          <w:szCs w:val="20"/>
-          <w:lang w:val="en-US"/>
-        </w:rPr>
-        <w:t>min Include</w:t>
-      </w:r>
-      <w:r>
-        <w:rPr>
-          <w:rFonts w:ascii="Calibri" w:hAnsi="Calibri" w:eastAsia="Calibri" w:cs="Calibri"/>
-          <w:sz w:val="20"/>
-          <w:szCs w:val="20"/>
-          <w:lang w:val="en-US"/>
-        </w:rPr>
-        <w:t xml:space="preserve"> &gt;</w:t>
+          <w:sz w:val="19"/>
+          <w:szCs w:val="19"/>
+          <w:lang w:val="en-US"/>
+        </w:rPr>
+        <w:t xml:space="preserve">allocation)   </w:t>
+      </w:r>
+      <w:r>
+        <w:rPr>
+          <w:rFonts w:ascii="Calibri" w:hAnsi="Calibri" w:eastAsia="Calibri" w:cs="Calibri"/>
+          <w:b w:val="1"/>
+          <w:bCs w:val="1"/>
+          <w:sz w:val="19"/>
+          <w:szCs w:val="19"/>
+          <w:lang w:val="en-US"/>
+        </w:rPr>
+        <w:t xml:space="preserve">  </w:t>
+      </w:r>
+      <w:r>
+        <w:rPr>
+          <w:rFonts w:ascii="Calibri" w:hAnsi="Calibri" w:eastAsia="Calibri" w:cs="Calibri"/>
+          <w:b w:val="0"/>
+          <w:bCs w:val="0"/>
+          <w:sz w:val="19"/>
+          <w:szCs w:val="19"/>
+          <w:lang w:val="en-US"/>
+        </w:rPr>
+        <w:t xml:space="preserve"> &lt; Including Break: 10 min &gt;  </w:t>
       </w:r>
     </w:p>
     <w:p xmlns:wp14="http://schemas.microsoft.com/office/word/2010/wordml" wp14:textId="77777777">
@@ -359,13 +334,13 @@
           <w:ilvl w:val="0"/>
           <w:numId w:val="3"/>
         </w:numPr>
-        <w:spacing w:after="10" w:line="268"/>
-      </w:pPr>
-      <w:r>
-        <w:rPr>
-          <w:rFonts w:ascii="Calibri" w:hAnsi="Calibri" w:eastAsia="Calibri" w:cs="Calibri"/>
-          <w:sz w:val="20"/>
-          <w:szCs w:val="20"/>
+        <w:spacing w:after="10" w:line="258"/>
+      </w:pPr>
+      <w:r>
+        <w:rPr>
+          <w:rFonts w:ascii="Calibri" w:hAnsi="Calibri" w:eastAsia="Calibri" w:cs="Calibri"/>
+          <w:sz w:val="19"/>
+          <w:szCs w:val="19"/>
         </w:rPr>
         <w:t xml:space="preserve">Opening (10 min)</w:t>
       </w:r>
@@ -377,13 +352,13 @@
           <w:ilvl w:val="0"/>
           <w:numId w:val="3"/>
         </w:numPr>
-        <w:spacing w:after="10" w:line="268"/>
-      </w:pPr>
-      <w:r>
-        <w:rPr>
-          <w:rFonts w:ascii="Calibri" w:hAnsi="Calibri" w:eastAsia="Calibri" w:cs="Calibri"/>
-          <w:sz w:val="20"/>
-          <w:szCs w:val="20"/>
+        <w:spacing w:after="10" w:line="258"/>
+      </w:pPr>
+      <w:r>
+        <w:rPr>
+          <w:rFonts w:ascii="Calibri" w:hAnsi="Calibri" w:eastAsia="Calibri" w:cs="Calibri"/>
+          <w:sz w:val="19"/>
+          <w:szCs w:val="19"/>
         </w:rPr>
         <w:t xml:space="preserve">Introduction to the three approaches and a first look at Q5, the nightly hotel limit and prior approval (10 min)</w:t>
       </w:r>
@@ -395,13 +370,13 @@
           <w:ilvl w:val="0"/>
           <w:numId w:val="3"/>
         </w:numPr>
-        <w:spacing w:after="10" w:line="268"/>
-      </w:pPr>
-      <w:r>
-        <w:rPr>
-          <w:rFonts w:ascii="Calibri" w:hAnsi="Calibri" w:eastAsia="Calibri" w:cs="Calibri"/>
-          <w:sz w:val="20"/>
-          <w:szCs w:val="20"/>
+        <w:spacing w:after="10" w:line="258"/>
+      </w:pPr>
+      <w:r>
+        <w:rPr>
+          <w:rFonts w:ascii="Calibri" w:hAnsi="Calibri" w:eastAsia="Calibri" w:cs="Calibri"/>
+          <w:sz w:val="19"/>
+          <w:szCs w:val="19"/>
         </w:rPr>
         <w:t xml:space="preserve">Scoring and classifying the answers (20 min)</w:t>
       </w:r>
@@ -413,32 +388,32 @@
           <w:ilvl w:val="0"/>
           <w:numId w:val="3"/>
         </w:numPr>
-        <w:spacing w:after="10" w:line="268"/>
-      </w:pPr>
-      <w:r>
-        <w:rPr>
-          <w:rFonts w:ascii="Calibri" w:hAnsi="Calibri" w:eastAsia="Calibri" w:cs="Calibri"/>
-          <w:sz w:val="20"/>
-          <w:szCs w:val="20"/>
+        <w:spacing w:after="10" w:line="258"/>
+      </w:pPr>
+      <w:r>
+        <w:rPr>
+          <w:rFonts w:ascii="Calibri" w:hAnsi="Calibri" w:eastAsia="Calibri" w:cs="Calibri"/>
+          <w:sz w:val="19"/>
+          <w:szCs w:val="19"/>
         </w:rPr>
         <w:t xml:space="preserve">Looking at what was retrieved to separate causes (10 min)</w:t>
       </w:r>
     </w:p>
-    <w:p xmlns:wp14="http://schemas.microsoft.com/office/word/2010/wordml" wp14:textId="0AD872EB">
+    <w:p xmlns:wp14="http://schemas.microsoft.com/office/word/2010/wordml" wp14:textId="21BA31F8">
       <w:pPr>
         <w:pStyle w:val="ListParagraph"/>
         <w:numPr>
           <w:ilvl w:val="0"/>
           <w:numId w:val="3"/>
         </w:numPr>
-        <w:spacing w:after="10" w:line="268" w:lineRule="auto"/>
+        <w:spacing w:after="10" w:line="258" w:lineRule="auto"/>
         <w:rPr/>
       </w:pPr>
       <w:r>
         <w:rPr>
           <w:rFonts w:ascii="Calibri" w:hAnsi="Calibri" w:eastAsia="Calibri" w:cs="Calibri"/>
-          <w:sz w:val="20"/>
-          <w:szCs w:val="20"/>
+          <w:sz w:val="19"/>
+          <w:szCs w:val="19"/>
           <w:lang w:val="en-US"/>
         </w:rPr>
         <w:t xml:space="preserve">Tokens and estimated cost (10 </w:t>
@@ -446,20 +421,11 @@
       <w:r>
         <w:rPr>
           <w:rFonts w:ascii="Calibri" w:hAnsi="Calibri" w:eastAsia="Calibri" w:cs="Calibri"/>
-          <w:sz w:val="20"/>
-          <w:szCs w:val="20"/>
-          <w:lang w:val="en-US"/>
-        </w:rPr>
-        <w:t xml:space="preserve">min)   </w:t>
-      </w:r>
-      <w:r>
-        <w:rPr>
-          <w:rFonts w:ascii="Calibri" w:hAnsi="Calibri" w:eastAsia="Calibri" w:cs="Calibri"/>
-          <w:sz w:val="20"/>
-          <w:szCs w:val="20"/>
-          <w:lang w:val="en-US"/>
-        </w:rPr>
-        <w:t xml:space="preserve">   </w:t>
+          <w:sz w:val="19"/>
+          <w:szCs w:val="19"/>
+          <w:lang w:val="en-US"/>
+        </w:rPr>
+        <w:t xml:space="preserve">min)  </w:t>
       </w:r>
     </w:p>
     <w:p xmlns:wp14="http://schemas.microsoft.com/office/word/2010/wordml" wp14:textId="77777777">
@@ -469,13 +435,13 @@
           <w:ilvl w:val="0"/>
           <w:numId w:val="3"/>
         </w:numPr>
-        <w:spacing w:after="10" w:line="268"/>
-      </w:pPr>
-      <w:r>
-        <w:rPr>
-          <w:rFonts w:ascii="Calibri" w:hAnsi="Calibri" w:eastAsia="Calibri" w:cs="Calibri"/>
-          <w:sz w:val="20"/>
-          <w:szCs w:val="20"/>
+        <w:spacing w:after="10" w:line="258"/>
+      </w:pPr>
+      <w:r>
+        <w:rPr>
+          <w:rFonts w:ascii="Calibri" w:hAnsi="Calibri" w:eastAsia="Calibri" w:cs="Calibri"/>
+          <w:sz w:val="19"/>
+          <w:szCs w:val="19"/>
         </w:rPr>
         <w:t xml:space="preserve">Points to consider going forward (10 min)</w:t>
       </w:r>
@@ -487,13 +453,13 @@
           <w:ilvl w:val="0"/>
           <w:numId w:val="3"/>
         </w:numPr>
-        <w:spacing w:after="10" w:line="268"/>
-      </w:pPr>
-      <w:r>
-        <w:rPr>
-          <w:rFonts w:ascii="Calibri" w:hAnsi="Calibri" w:eastAsia="Calibri" w:cs="Calibri"/>
-          <w:sz w:val="20"/>
-          <w:szCs w:val="20"/>
+        <w:spacing w:after="10" w:line="258"/>
+      </w:pPr>
+      <w:r>
+        <w:rPr>
+          <w:rFonts w:ascii="Calibri" w:hAnsi="Calibri" w:eastAsia="Calibri" w:cs="Calibri"/>
+          <w:sz w:val="19"/>
+          <w:szCs w:val="19"/>
         </w:rPr>
         <w:t xml:space="preserve">Light RAG design for your own work (15 min)</w:t>
       </w:r>
@@ -505,13 +471,13 @@
           <w:ilvl w:val="0"/>
           <w:numId w:val="3"/>
         </w:numPr>
-        <w:spacing w:after="10" w:line="268"/>
-      </w:pPr>
-      <w:r>
-        <w:rPr>
-          <w:rFonts w:ascii="Calibri" w:hAnsi="Calibri" w:eastAsia="Calibri" w:cs="Calibri"/>
-          <w:sz w:val="20"/>
-          <w:szCs w:val="20"/>
+        <w:spacing w:after="10" w:line="258"/>
+      </w:pPr>
+      <w:r>
+        <w:rPr>
+          <w:rFonts w:ascii="Calibri" w:hAnsi="Calibri" w:eastAsia="Calibri" w:cs="Calibri"/>
+          <w:sz w:val="19"/>
+          <w:szCs w:val="19"/>
         </w:rPr>
         <w:t xml:space="preserve">Building a take-home tool: five test questions (10 min)</w:t>
       </w:r>
@@ -523,13 +489,13 @@
           <w:ilvl w:val="0"/>
           <w:numId w:val="3"/>
         </w:numPr>
-        <w:spacing w:after="10" w:line="268"/>
-      </w:pPr>
-      <w:r>
-        <w:rPr>
-          <w:rFonts w:ascii="Calibri" w:hAnsi="Calibri" w:eastAsia="Calibri" w:cs="Calibri"/>
-          <w:sz w:val="20"/>
-          <w:szCs w:val="20"/>
+        <w:spacing w:after="10" w:line="258"/>
+      </w:pPr>
+      <w:r>
+        <w:rPr>
+          <w:rFonts w:ascii="Calibri" w:hAnsi="Calibri" w:eastAsia="Calibri" w:cs="Calibri"/>
+          <w:sz w:val="19"/>
+          <w:szCs w:val="19"/>
         </w:rPr>
         <w:t xml:space="preserve">Sharing and action commitment (15 min)</w:t>
       </w:r>
@@ -540,7 +506,7 @@
         <w:pBdr>
           <w:bottom w:val="single" w:color="888888" w:sz="6" w:space="1"/>
         </w:pBdr>
-        <w:spacing w:before="150" w:after="60"/>
+        <w:spacing w:before="110" w:after="45"/>
       </w:pPr>
       <w:r>
         <w:rPr>
@@ -555,67 +521,45 @@
     </w:p>
     <w:p xmlns:wp14="http://schemas.microsoft.com/office/word/2010/wordml" wp14:textId="77777777">
       <w:pPr>
-        <w:keepNext/>
-        <w:spacing w:after="30"/>
-      </w:pPr>
-      <w:r>
-        <w:rPr>
-          <w:rFonts w:ascii="Calibri" w:hAnsi="Calibri" w:eastAsia="Calibri" w:cs="Calibri"/>
-          <w:b/>
-          <w:bCs/>
-          <w:sz w:val="20"/>
-          <w:szCs w:val="20"/>
-        </w:rPr>
-        <w:t xml:space="preserve">Exercise / demo content</w:t>
-      </w:r>
-    </w:p>
-    <w:p xmlns:wp14="http://schemas.microsoft.com/office/word/2010/wordml" wp14:textId="77777777">
-      <w:pPr>
         <w:pStyle w:val="ListParagraph"/>
         <w:numPr>
           <w:ilvl w:val="0"/>
           <w:numId w:val="2"/>
         </w:numPr>
-        <w:spacing w:after="25" w:line="276" w:lineRule="auto"/>
+        <w:spacing w:after="25" w:line="262" w:lineRule="auto"/>
         <w:rPr/>
       </w:pPr>
       <w:r>
         <w:rPr>
           <w:rFonts w:ascii="Calibri" w:hAnsi="Calibri" w:eastAsia="Calibri" w:cs="Calibri"/>
-          <w:sz w:val="20"/>
-          <w:szCs w:val="20"/>
-          <w:lang w:val="en-US"/>
-        </w:rPr>
-        <w:t>Experiencing the three approaches: the instructor demonstrates all three and shares the results as a file (depending on the environment, code may be distributed so that you can run it yourself)</w:t>
-      </w:r>
-    </w:p>
-    <w:p xmlns:wp14="http://schemas.microsoft.com/office/word/2010/wordml" wp14:textId="5ECDB625">
+          <w:sz w:val="19"/>
+          <w:szCs w:val="19"/>
+          <w:lang w:val="en-US"/>
+        </w:rPr>
+        <w:t>The three approaches: the instructor demonstrates all three and shares the results as a file (depending on the environment, code may be distributed for you to run yourself)</w:t>
+      </w:r>
+    </w:p>
+    <w:p xmlns:wp14="http://schemas.microsoft.com/office/word/2010/wordml" wp14:textId="637BF4C6">
       <w:pPr>
         <w:pStyle w:val="ListParagraph"/>
         <w:numPr>
           <w:ilvl w:val="0"/>
           <w:numId w:val="2"/>
         </w:numPr>
-        <w:spacing w:after="25" w:line="276" w:lineRule="auto"/>
-        <w:rPr/>
-      </w:pPr>
-      <w:r>
-        <w:rPr>
-          <w:rFonts w:ascii="Calibri" w:hAnsi="Calibri" w:eastAsia="Calibri" w:cs="Calibri"/>
-          <w:sz w:val="20"/>
-          <w:szCs w:val="20"/>
-          <w:lang w:val="en-US"/>
-        </w:rPr>
-        <w:t>Using a scoring sheet, classify the answers of the three approaches to three typical</w:t>
-      </w:r>
-      <w:r>
-        <w:rPr>
-          <w:rFonts w:ascii="Calibri" w:hAnsi="Calibri" w:eastAsia="Calibri" w:cs="Calibri"/>
-          <w:sz w:val="20"/>
-          <w:szCs w:val="20"/>
-          <w:lang w:val="en-US"/>
-        </w:rPr>
-        <w:t xml:space="preserve"> questions</w:t>
+        <w:spacing w:after="25" w:line="262" w:lineRule="auto"/>
+        <w:rPr>
+          <w:rFonts w:ascii="Calibri" w:hAnsi="Calibri" w:eastAsia="Calibri" w:cs="Calibri"/>
+          <w:sz w:val="19"/>
+          <w:szCs w:val="19"/>
+        </w:rPr>
+      </w:pPr>
+      <w:r>
+        <w:rPr>
+          <w:rFonts w:ascii="Calibri" w:hAnsi="Calibri" w:eastAsia="Calibri" w:cs="Calibri"/>
+          <w:sz w:val="19"/>
+          <w:szCs w:val="19"/>
+        </w:rPr>
+        <w:t>Classify the answers of the three approaches to three typical questions using a scoring sheet</w:t>
       </w:r>
     </w:p>
     <w:p xmlns:wp14="http://schemas.microsoft.com/office/word/2010/wordml" wp14:textId="77777777">
@@ -625,13 +569,13 @@
           <w:ilvl w:val="0"/>
           <w:numId w:val="2"/>
         </w:numPr>
-        <w:spacing w:after="25" w:line="276"/>
-      </w:pPr>
-      <w:r>
-        <w:rPr>
-          <w:rFonts w:ascii="Calibri" w:hAnsi="Calibri" w:eastAsia="Calibri" w:cs="Calibri"/>
-          <w:sz w:val="20"/>
-          <w:szCs w:val="20"/>
+        <w:spacing w:after="25" w:line="262"/>
+      </w:pPr>
+      <w:r>
+        <w:rPr>
+          <w:rFonts w:ascii="Calibri" w:hAnsi="Calibri" w:eastAsia="Calibri" w:cs="Calibri"/>
+          <w:sz w:val="19"/>
+          <w:szCs w:val="19"/>
         </w:rPr>
         <w:t xml:space="preserve">In teams, create one design sheet for a task close to your work and five test questions with expected answers</w:t>
       </w:r>
@@ -643,28 +587,28 @@
           <w:ilvl w:val="0"/>
           <w:numId w:val="2"/>
         </w:numPr>
-        <w:spacing w:after="25" w:line="276"/>
-      </w:pPr>
-      <w:r>
-        <w:rPr>
-          <w:rFonts w:ascii="Calibri" w:hAnsi="Calibri" w:eastAsia="Calibri" w:cs="Calibri"/>
-          <w:sz w:val="20"/>
-          <w:szCs w:val="20"/>
+        <w:spacing w:after="25" w:line="262"/>
+      </w:pPr>
+      <w:r>
+        <w:rPr>
+          <w:rFonts w:ascii="Calibri" w:hAnsi="Calibri" w:eastAsia="Calibri" w:cs="Calibri"/>
+          <w:sz w:val="19"/>
+          <w:szCs w:val="19"/>
         </w:rPr>
         <w:t xml:space="preserve">Action commitment card: write down one action to take within two weeks after the workshop (scope, owner, success metric, deadline)</w:t>
       </w:r>
     </w:p>
     <w:p xmlns:wp14="http://schemas.microsoft.com/office/word/2010/wordml" wp14:textId="77777777">
       <w:pPr>
-        <w:spacing w:after="40" w:line="276" w:lineRule="auto"/>
+        <w:spacing w:after="40" w:line="262" w:lineRule="auto"/>
       </w:pPr>
       <w:r>
         <w:rPr>
           <w:rFonts w:ascii="Calibri" w:hAnsi="Calibri" w:eastAsia="Calibri" w:cs="Calibri"/>
           <w:b w:val="1"/>
           <w:bCs w:val="1"/>
-          <w:sz w:val="20"/>
-          <w:szCs w:val="20"/>
+          <w:sz w:val="19"/>
+          <w:szCs w:val="19"/>
           <w:lang w:val="en-US"/>
         </w:rPr>
         <w:t xml:space="preserve">Take-home items  </w:t>
@@ -672,8 +616,8 @@
       <w:r>
         <w:rPr>
           <w:rFonts w:ascii="Calibri" w:hAnsi="Calibri" w:eastAsia="Calibri" w:cs="Calibri"/>
-          <w:sz w:val="20"/>
-          <w:szCs w:val="20"/>
+          <w:sz w:val="19"/>
+          <w:szCs w:val="19"/>
           <w:lang w:val="en-US"/>
         </w:rPr>
         <w:t>Scoring sheet, test-question sheet, design sheet, action commitment card, and the results file for the three approaches (and the code, if it was distributed)</w:t>
@@ -685,7 +629,7 @@
         <w:pBdr>
           <w:bottom w:val="single" w:color="888888" w:sz="6" w:space="1"/>
         </w:pBdr>
-        <w:spacing w:before="150" w:after="60"/>
+        <w:spacing w:before="110" w:after="45"/>
       </w:pPr>
       <w:r>
         <w:rPr>
@@ -705,15 +649,15 @@
           <w:ilvl w:val="0"/>
           <w:numId w:val="2"/>
         </w:numPr>
-        <w:spacing w:after="25" w:line="276"/>
-      </w:pPr>
-      <w:r>
-        <w:rPr>
-          <w:rFonts w:ascii="Calibri" w:hAnsi="Calibri" w:eastAsia="Calibri" w:cs="Calibri"/>
-          <w:sz w:val="20"/>
-          <w:szCs w:val="20"/>
-        </w:rPr>
-        <w:t xml:space="preserve">Please do not bring or enter confidential or internal-only information. The main topic is a fictional expense policy; when you work on your own tasks, describe them only to the extent you can share publicly</w:t>
+        <w:spacing w:after="25" w:line="262"/>
+      </w:pPr>
+      <w:r>
+        <w:rPr>
+          <w:rFonts w:ascii="Calibri" w:hAnsi="Calibri" w:eastAsia="Calibri" w:cs="Calibri"/>
+          <w:sz w:val="19"/>
+          <w:szCs w:val="19"/>
+        </w:rPr>
+        <w:t xml:space="preserve">Please do not bring or enter confidential or internal-only information. The main topic is a fictional policy; describe your own tasks only to the extent you can share publicly</w:t>
       </w:r>
     </w:p>
     <w:p xmlns:wp14="http://schemas.microsoft.com/office/word/2010/wordml" wp14:textId="77777777">
@@ -723,13 +667,13 @@
           <w:ilvl w:val="0"/>
           <w:numId w:val="2"/>
         </w:numPr>
-        <w:spacing w:after="25" w:line="276"/>
-      </w:pPr>
-      <w:r>
-        <w:rPr>
-          <w:rFonts w:ascii="Calibri" w:hAnsi="Calibri" w:eastAsia="Calibri" w:cs="Calibri"/>
-          <w:sz w:val="20"/>
-          <w:szCs w:val="20"/>
+        <w:spacing w:after="25" w:line="262"/>
+      </w:pPr>
+      <w:r>
+        <w:rPr>
+          <w:rFonts w:ascii="Calibri" w:hAnsi="Calibri" w:eastAsia="Calibri" w:cs="Calibri"/>
+          <w:sz w:val="19"/>
+          <w:szCs w:val="19"/>
         </w:rPr>
         <w:t xml:space="preserve">AI answers can change each time they are generated, so results on the day may differ from the handout</w:t>
       </w:r>
@@ -741,13 +685,13 @@
           <w:ilvl w:val="0"/>
           <w:numId w:val="2"/>
         </w:numPr>
-        <w:spacing w:after="25" w:line="276"/>
-      </w:pPr>
-      <w:r>
-        <w:rPr>
-          <w:rFonts w:ascii="Calibri" w:hAnsi="Calibri" w:eastAsia="Calibri" w:cs="Calibri"/>
-          <w:sz w:val="20"/>
-          <w:szCs w:val="20"/>
+        <w:spacing w:after="25" w:line="262"/>
+      </w:pPr>
+      <w:r>
+        <w:rPr>
+          <w:rFonts w:ascii="Calibri" w:hAnsi="Calibri" w:eastAsia="Calibri" w:cs="Calibri"/>
+          <w:sz w:val="19"/>
+          <w:szCs w:val="19"/>
         </w:rPr>
         <w:t xml:space="preserve">The unit prices used for cost estimates will be checked against the latest official price list on the day</w:t>
       </w:r>
@@ -759,78 +703,40 @@
           <w:ilvl w:val="0"/>
           <w:numId w:val="2"/>
         </w:numPr>
-        <w:spacing w:after="25" w:line="276" w:lineRule="auto"/>
+        <w:spacing w:after="25" w:line="262"/>
+      </w:pPr>
+      <w:r>
+        <w:rPr>
+          <w:rFonts w:ascii="Calibri" w:hAnsi="Calibri" w:eastAsia="Calibri" w:cs="Calibri"/>
+          <w:sz w:val="19"/>
+          <w:szCs w:val="19"/>
+        </w:rPr>
+        <w:t xml:space="preserve">Results from 10 questions and fictional data do not show which approach is better; for real work, check with your own questions</w:t>
+      </w:r>
+    </w:p>
+    <w:p xmlns:wp14="http://schemas.microsoft.com/office/word/2010/wordml" wp14:textId="77777777">
+      <w:pPr>
+        <w:pStyle w:val="ListParagraph"/>
+        <w:numPr>
+          <w:ilvl w:val="0"/>
+          <w:numId w:val="2"/>
+        </w:numPr>
+        <w:spacing w:after="25" w:line="262" w:lineRule="auto"/>
         <w:rPr/>
       </w:pPr>
       <w:r>
         <w:rPr>
           <w:rFonts w:ascii="Calibri" w:hAnsi="Calibri" w:eastAsia="Calibri" w:cs="Calibri"/>
-          <w:sz w:val="20"/>
-          <w:szCs w:val="20"/>
-          <w:lang w:val="en-US"/>
-        </w:rPr>
-        <w:t>The results from 10 questions and fictional data do not show which approach is better. For real work, check with your own questions</w:t>
-      </w:r>
-    </w:p>
-    <w:p xmlns:wp14="http://schemas.microsoft.com/office/word/2010/wordml" wp14:textId="3EAB4E48">
-      <w:pPr>
-        <w:pStyle w:val="ListParagraph"/>
-        <w:numPr>
-          <w:ilvl w:val="0"/>
-          <w:numId w:val="2"/>
-        </w:numPr>
-        <w:spacing w:after="25" w:line="276" w:lineRule="auto"/>
-        <w:rPr/>
-      </w:pPr>
-      <w:r>
-        <w:rPr>
-          <w:rFonts w:ascii="Calibri" w:hAnsi="Calibri" w:eastAsia="Calibri" w:cs="Calibri"/>
-          <w:sz w:val="20"/>
-          <w:szCs w:val="20"/>
-          <w:lang w:val="en-US"/>
-        </w:rPr>
-        <w:t xml:space="preserve">Follow-up: in a workshop channel (such as Slack or Teams), we will ask about your progress on your </w:t>
-      </w:r>
-      <w:r>
-        <w:rPr>
-          <w:rFonts w:ascii="Calibri" w:hAnsi="Calibri" w:eastAsia="Calibri" w:cs="Calibri"/>
-          <w:sz w:val="20"/>
-          <w:szCs w:val="20"/>
-          <w:lang w:val="en-US"/>
-        </w:rPr>
-        <w:t>commitment at</w:t>
-      </w:r>
-      <w:r>
-        <w:rPr>
-          <w:rFonts w:ascii="Calibri" w:hAnsi="Calibri" w:eastAsia="Calibri" w:cs="Calibri"/>
-          <w:sz w:val="20"/>
-          <w:szCs w:val="20"/>
-          <w:lang w:val="en-US"/>
-        </w:rPr>
-        <w:t xml:space="preserve"> two and four weeks after the workshop. If you </w:t>
-      </w:r>
-      <w:r>
-        <w:rPr>
-          <w:rFonts w:ascii="Calibri" w:hAnsi="Calibri" w:eastAsia="Calibri" w:cs="Calibri"/>
-          <w:sz w:val="20"/>
-          <w:szCs w:val="20"/>
-          <w:lang w:val="en-US"/>
-        </w:rPr>
-        <w:t>could not</w:t>
-      </w:r>
-      <w:r>
-        <w:rPr>
-          <w:rFonts w:ascii="Calibri" w:hAnsi="Calibri" w:eastAsia="Calibri" w:cs="Calibri"/>
-          <w:sz w:val="20"/>
-          <w:szCs w:val="20"/>
-          <w:lang w:val="en-US"/>
-        </w:rPr>
-        <w:t xml:space="preserve"> act, please tell us why; we will use it to improve</w:t>
-      </w:r>
-    </w:p>
-    <w:p xmlns:wp14="http://schemas.microsoft.com/office/word/2010/wordml" wp14:textId="77777777">
-      <w:pPr>
-        <w:spacing w:before="100"/>
+          <w:sz w:val="19"/>
+          <w:szCs w:val="19"/>
+          <w:lang w:val="en-US"/>
+        </w:rPr>
+        <w:t>Follow-up: in a workshop channel (such as Slack or Teams), we will ask about your progress at two and four weeks. If you were not able to act, please tell us why; we will use it to improve</w:t>
+      </w:r>
+    </w:p>
+    <w:p xmlns:wp14="http://schemas.microsoft.com/office/word/2010/wordml" wp14:textId="77777777">
+      <w:pPr>
+        <w:spacing w:before="60"/>
       </w:pPr>
       <w:r>
         <w:rPr>
@@ -845,7 +751,7 @@
     </w:p>
     <w:sectPr>
       <w:pgSz w:w="11906" w:h="16838" w:orient="portrait"/>
-      <w:pgMar w:top="700" w:right="964" w:bottom="600" w:left="964" w:header="708" w:footer="708" w:gutter="0"/>
+      <w:pgMar w:top="640" w:right="964" w:bottom="560" w:left="964" w:header="708" w:footer="708" w:gutter="0"/>
       <w:pgNumType/>
       <w:docGrid w:linePitch="360"/>
       <w:cols w:num="1"/>
@@ -857,7 +763,7 @@
 <file path=word/numbering.xml><?xml version="1.0" encoding="utf-8"?>
 <w:numbering xmlns:wpc="http://schemas.microsoft.com/office/word/2010/wordprocessingCanvas" xmlns:mc="http://schemas.openxmlformats.org/markup-compatibility/2006" xmlns:o="urn:schemas-microsoft-com:office:office" xmlns:r="http://schemas.openxmlformats.org/officeDocument/2006/relationships" xmlns:m="http://schemas.openxmlformats.org/officeDocument/2006/math" xmlns:v="urn:schemas-microsoft-com:vml" xmlns:wp14="http://schemas.microsoft.com/office/word/2010/wordprocessingDrawing" xmlns:wp="http://schemas.openxmlformats.org/drawingml/2006/wordprocessingDrawing" xmlns:w10="urn:schemas-microsoft-com:office:word" xmlns:w="http://schemas.openxmlformats.org/wordprocessingml/2006/main" xmlns:w14="http://schemas.microsoft.com/office/word/2010/wordml" xmlns:w15="http://schemas.microsoft.com/office/word/2012/wordml" xmlns:wpg="http://schemas.microsoft.com/office/word/2010/wordprocessingGroup" xmlns:wpi="http://schemas.microsoft.com/office/word/2010/wordprocessingInk" xmlns:wne="http://schemas.microsoft.com/office/word/2006/wordml" xmlns:wps="http://schemas.microsoft.com/office/word/2010/wordprocessingShape" mc:Ignorable="w14 w15 wp14">
   <w:abstractNum w:abstractNumId="1" w15:restartNumberingAfterBreak="0">
-    <w:nsid w:val="32ef863"/>
+    <w:nsid w:val="5cc382b"/>
     <w:multiLevelType w:val="hybridMultilevel"/>
     <w:lvl w:ilvl="0" w15:tentative="1">
       <w:start w:val="1"/>
@@ -942,7 +848,7 @@
     </w:lvl>
   </w:abstractNum>
   <w:abstractNum w:abstractNumId="2" w15:restartNumberingAfterBreak="0">
-    <w:nsid w:val="6a9a3869"/>
+    <w:nsid w:val="68f2bd06"/>
     <w:multiLevelType w:val="hybridMultilevel"/>
     <w:lvl w:ilvl="0" w15:tentative="1">
       <w:start w:val="1"/>
@@ -1027,7 +933,7 @@
     </w:lvl>
   </w:abstractNum>
   <w:abstractNum w:abstractNumId="3" w15:restartNumberingAfterBreak="0">
-    <w:nsid w:val="1d289d83"/>
+    <w:nsid w:val="4665e869"/>
     <w:multiLevelType w:val="hybridMultilevel"/>
     <w:lvl w:ilvl="0" w15:tentative="1">
       <w:start w:val="1"/>
@@ -1138,8 +1044,8 @@
     <w:rPrDefault>
       <w:rPr>
         <w:rFonts w:ascii="Calibri" w:hAnsi="Calibri" w:eastAsia="Calibri" w:cs="Calibri"/>
-        <w:sz w:val="20"/>
-        <w:szCs w:val="20"/>
+        <w:sz w:val="19"/>
+        <w:szCs w:val="19"/>
       </w:rPr>
     </w:rPrDefault>
     <w:pPrDefault/>
